--- a/codingJs.docx
+++ b/codingJs.docx
@@ -3,185 +3,2205 @@
 <w:document xmlns:wpc="http://schemas.microsoft.com/office/word/2010/wordprocessingCanvas" xmlns:cx="http://schemas.microsoft.com/office/drawing/2014/chartex" xmlns:cx1="http://schemas.microsoft.com/office/drawing/2015/9/8/chartex" xmlns:cx2="http://schemas.microsoft.com/office/drawing/2015/10/21/chartex" xmlns:cx3="http://schemas.microsoft.com/office/drawing/2016/5/9/chartex" xmlns:cx4="http://schemas.microsoft.com/office/drawing/2016/5/10/chartex" xmlns:cx5="http://schemas.microsoft.com/office/drawing/2016/5/11/chartex" xmlns:cx6="http://schemas.microsoft.com/office/drawing/2016/5/12/chartex" xmlns:cx7="http://schemas.microsoft.com/office/drawing/2016/5/13/chartex" xmlns:cx8="http://schemas.microsoft.com/office/drawing/2016/5/14/chartex" xmlns:mc="http://schemas.openxmlformats.org/markup-compatibility/2006" xmlns:aink="http://schemas.microsoft.com/office/drawing/2016/ink" xmlns:am3d="http://schemas.microsoft.com/office/drawing/2017/model3d" xmlns:o="urn:schemas-microsoft-com:office:office" xmlns:oel="http://schemas.microsoft.com/office/2019/extlst" xmlns:r="http://schemas.openxmlformats.org/officeDocument/2006/relationships" xmlns:m="http://schemas.openxmlformats.org/officeDocument/2006/math" xmlns:v="urn:schemas-microsoft-com:vml" xmlns:wp14="http://schemas.microsoft.com/office/word/2010/wordprocessingDrawing" xmlns:wp="http://schemas.openxmlformats.org/drawingml/2006/wordprocessingDrawing" xmlns:w10="urn:schemas-microsoft-com:office:word" xmlns:w="http://schemas.openxmlformats.org/wordprocessingml/2006/main" xmlns:w14="http://schemas.microsoft.com/office/word/2010/wordml" xmlns:w15="http://schemas.microsoft.com/office/word/2012/wordml" xmlns:w16cex="http://schemas.microsoft.com/office/word/2018/wordml/cex" xmlns:w16cid="http://schemas.microsoft.com/office/word/2016/wordml/cid" xmlns:w16="http://schemas.microsoft.com/office/word/2018/wordml" xmlns:w16du="http://schemas.microsoft.com/office/word/2023/wordml/word16du" xmlns:w16sdtdh="http://schemas.microsoft.com/office/word/2020/wordml/sdtdatahash" xmlns:w16sdtfl="http://schemas.microsoft.com/office/word/2024/wordml/sdtformatlock" xmlns:w16se="http://schemas.microsoft.com/office/word/2015/wordml/symex" xmlns:wpg="http://schemas.microsoft.com/office/word/2010/wordprocessingGroup" xmlns:wpi="http://schemas.microsoft.com/office/word/2010/wordprocessingInk" xmlns:wne="http://schemas.microsoft.com/office/word/2006/wordml" xmlns:wps="http://schemas.microsoft.com/office/word/2010/wordprocessingShape" mc:Ignorable="w14 w15 w16se w16cid w16 w16cex w16sdtdh w16sdtfl w16du wp14">
   <w:body>
     <w:p>
-      <w:r>
-        <w:fldChar w:fldCharType="begin"/>
-      </w:r>
-      <w:r>
-        <w:instrText>HYPERLINK "</w:instrText>
-      </w:r>
-      <w:r>
-        <w:instrText>https://topmate.io/sai_krishna_nangunuri/922423</w:instrText>
-      </w:r>
-      <w:r>
-        <w:instrText>"</w:instrText>
-      </w:r>
-      <w:r>
-        <w:fldChar w:fldCharType="separate"/>
-      </w:r>
-      <w:r>
-        <w:rPr>
-          <w:rStyle w:val="Hyperlink"/>
-        </w:rPr>
-        <w:t>https://topmate.io/sai_krishna_nangunuri/922423</w:t>
-      </w:r>
-      <w:r>
-        <w:fldChar w:fldCharType="end"/>
-      </w:r>
-      <w:r>
+      <w:pPr>
+        <w:pStyle w:val="ListParagraph"/>
+        <w:numPr>
+          <w:ilvl w:val="0"/>
+          <w:numId w:val="1"/>
+        </w:numPr>
+        <w:rPr>
+          <w:b/>
+          <w:bCs/>
+          <w:sz w:val="24"/>
+          <w:szCs w:val="24"/>
+        </w:rPr>
+      </w:pPr>
+      <w:r>
+        <w:rPr>
+          <w:b/>
+          <w:bCs/>
+          <w:sz w:val="24"/>
+          <w:szCs w:val="24"/>
+        </w:rPr>
+        <w:t>Walk me through how you've built a large-scale Angular application. How did you handle state management, lazy loading, and component architecture?</w:t>
+      </w:r>
+    </w:p>
+    <w:p>
+      <w:pPr>
+        <w:pStyle w:val="ListParagraph"/>
+        <w:rPr>
+          <w:lang w:val="en-US"/>
+        </w:rPr>
+      </w:pPr>
+      <w:r>
+        <w:rPr>
+          <w:color w:val="EE0000"/>
+          <w:sz w:val="24"/>
+          <w:szCs w:val="24"/>
+          <w:lang w:val="en-US"/>
+        </w:rPr>
+        <w:t>Ans:</w:t>
+      </w:r>
+      <w:r>
+        <w:rPr>
+          <w:color w:val="EE0000"/>
+        </w:rPr>
         <w:t xml:space="preserve"> </w:t>
       </w:r>
       <w:r>
-        <w:br/>
+        <w:rPr>
+          <w:lang w:val="en-US"/>
+        </w:rPr>
+        <w:t xml:space="preserve">I worked on a large-scale Angular application built as an </w:t>
+      </w:r>
+      <w:proofErr w:type="spellStart"/>
+      <w:r>
+        <w:rPr>
+          <w:lang w:val="en-US"/>
+        </w:rPr>
+        <w:t>Nx</w:t>
+      </w:r>
+      <w:proofErr w:type="spellEnd"/>
+      <w:r>
+        <w:rPr>
+          <w:lang w:val="en-US"/>
+        </w:rPr>
+        <w:t xml:space="preserve"> </w:t>
+      </w:r>
+      <w:proofErr w:type="spellStart"/>
+      <w:r>
+        <w:rPr>
+          <w:lang w:val="en-US"/>
+        </w:rPr>
+        <w:t>Monorepo</w:t>
+      </w:r>
+      <w:proofErr w:type="spellEnd"/>
+      <w:r>
+        <w:rPr>
+          <w:lang w:val="en-US"/>
+        </w:rPr>
+        <w:t xml:space="preserve">. We had multiple portals like Admin, Agency, Customer, Workers, and Super Admin under the apps folder, while reusable feature modules and shared code were placed in the libs folder. We followed a feature-based component architecture with smart and presentational components to keep business logic separate from UI. To improve performance, we implemented lazy loading so modules such as Users, Payments, and Dashboard were loaded only when required. For state management, we used either </w:t>
+      </w:r>
+      <w:proofErr w:type="spellStart"/>
+      <w:r>
+        <w:rPr>
+          <w:lang w:val="en-US"/>
+        </w:rPr>
+        <w:t>NgRx</w:t>
+      </w:r>
+      <w:proofErr w:type="spellEnd"/>
+      <w:r>
+        <w:rPr>
+          <w:lang w:val="en-US"/>
+        </w:rPr>
+        <w:t xml:space="preserve"> (if your project uses it) or </w:t>
+      </w:r>
+      <w:proofErr w:type="spellStart"/>
+      <w:r>
+        <w:rPr>
+          <w:lang w:val="en-US"/>
+        </w:rPr>
+        <w:t>RxJS</w:t>
+      </w:r>
+      <w:proofErr w:type="spellEnd"/>
+      <w:r>
+        <w:rPr>
+          <w:lang w:val="en-US"/>
+        </w:rPr>
+        <w:t xml:space="preserve"> services with </w:t>
+      </w:r>
+      <w:proofErr w:type="spellStart"/>
+      <w:r>
+        <w:rPr>
+          <w:lang w:val="en-US"/>
+        </w:rPr>
+        <w:t>BehaviorSubjects</w:t>
+      </w:r>
+      <w:proofErr w:type="spellEnd"/>
+      <w:r>
+        <w:rPr>
+          <w:lang w:val="en-US"/>
+        </w:rPr>
+        <w:t xml:space="preserve"> to maintain shared state across components. We also created shared libraries for common components, services, pipes, and utilities, which reduced code duplication and improved maintainability.</w:t>
+      </w:r>
+    </w:p>
+    <w:p>
+      <w:pPr>
+        <w:pStyle w:val="ListParagraph"/>
+        <w:rPr>
+          <w:lang w:val="en-US"/>
+        </w:rPr>
+      </w:pPr>
+    </w:p>
+    <w:p>
+      <w:pPr>
+        <w:pStyle w:val="ListParagraph"/>
+        <w:numPr>
+          <w:ilvl w:val="0"/>
+          <w:numId w:val="1"/>
+        </w:numPr>
+        <w:rPr>
+          <w:b/>
+          <w:bCs/>
+          <w:sz w:val="24"/>
+          <w:szCs w:val="24"/>
+        </w:rPr>
+      </w:pPr>
+      <w:r>
+        <w:rPr>
+          <w:b/>
+          <w:bCs/>
+          <w:sz w:val="24"/>
+          <w:szCs w:val="24"/>
+        </w:rPr>
+        <w:t>How would you design an executive dashboard that needs to load complex charts fast and stay responsive? What rendering and caching strategies would you use?</w:t>
+      </w:r>
+    </w:p>
+    <w:p>
+      <w:pPr>
+        <w:pStyle w:val="ListParagraph"/>
+      </w:pPr>
+      <w:r>
+        <w:rPr>
+          <w:color w:val="EE0000"/>
+          <w:sz w:val="24"/>
+          <w:szCs w:val="24"/>
+          <w:lang w:val="en-US"/>
+        </w:rPr>
+        <w:t>Ans:</w:t>
+      </w:r>
+      <w:r>
+        <w:t xml:space="preserve"> </w:t>
+      </w:r>
+      <w:r>
+        <w:t xml:space="preserve">For an executive dashboard, I would design it as independent widgets and lazy-load heavy chart modules to reduce initial bundle size. I would execute API calls in parallel using </w:t>
+      </w:r>
+      <w:proofErr w:type="spellStart"/>
+      <w:r>
+        <w:t>RxJS</w:t>
+      </w:r>
+      <w:proofErr w:type="spellEnd"/>
+      <w:r>
+        <w:t xml:space="preserve"> </w:t>
+      </w:r>
+      <w:proofErr w:type="spellStart"/>
+      <w:r>
+        <w:t>forkJoin</w:t>
+      </w:r>
+      <w:proofErr w:type="spellEnd"/>
+      <w:r>
+        <w:t xml:space="preserve"> and cache responses using </w:t>
+      </w:r>
+      <w:proofErr w:type="spellStart"/>
+      <w:r>
+        <w:t>shareReplay</w:t>
+      </w:r>
+      <w:proofErr w:type="spellEnd"/>
+      <w:r>
+        <w:t xml:space="preserve"> or </w:t>
+      </w:r>
+      <w:proofErr w:type="spellStart"/>
+      <w:r>
+        <w:t>NgRx</w:t>
+      </w:r>
+      <w:proofErr w:type="spellEnd"/>
+      <w:r>
+        <w:t xml:space="preserve"> store so data is fetched only once and reused across widgets. For rendering performance, I would use </w:t>
+      </w:r>
+      <w:proofErr w:type="spellStart"/>
+      <w:r>
+        <w:t>Angular's</w:t>
+      </w:r>
+      <w:proofErr w:type="spellEnd"/>
+      <w:r>
+        <w:t xml:space="preserve"> </w:t>
+      </w:r>
+      <w:proofErr w:type="spellStart"/>
+      <w:r>
+        <w:t>OnPush</w:t>
+      </w:r>
+      <w:proofErr w:type="spellEnd"/>
+      <w:r>
+        <w:t xml:space="preserve"> change detection, virtual scrolling for large tables, and data aggregation to avoid rendering thousands of chart points. I would also implement browser caching with ETags and Cache-Control headers, show skeleton loaders for better UX, and use </w:t>
+      </w:r>
+      <w:proofErr w:type="spellStart"/>
+      <w:r>
+        <w:t>WebSockets</w:t>
+      </w:r>
+      <w:proofErr w:type="spellEnd"/>
+      <w:r>
+        <w:t xml:space="preserve"> only for widgets requiring real-time updates. This approach keeps the dashboard responsive, minimizes API traffic, and scales well as more charts and users are added.</w:t>
+      </w:r>
+    </w:p>
+    <w:p>
+      <w:pPr>
+        <w:pStyle w:val="ListParagraph"/>
+      </w:pPr>
+    </w:p>
+    <w:p>
+      <w:pPr>
+        <w:pStyle w:val="ListParagraph"/>
+        <w:numPr>
+          <w:ilvl w:val="0"/>
+          <w:numId w:val="1"/>
+        </w:numPr>
+        <w:rPr>
+          <w:b/>
+          <w:bCs/>
+          <w:sz w:val="24"/>
+          <w:szCs w:val="24"/>
+        </w:rPr>
+      </w:pPr>
+      <w:r>
+        <w:rPr>
+          <w:b/>
+          <w:bCs/>
+          <w:sz w:val="24"/>
+          <w:szCs w:val="24"/>
+        </w:rPr>
+        <w:t>Describe how you've designed a RESTful API to sit between a frontend and a large data source. How did you handle pagination, filtering, and error handling?</w:t>
+      </w:r>
+    </w:p>
+    <w:p>
+      <w:pPr>
+        <w:pStyle w:val="ListParagraph"/>
+      </w:pPr>
+      <w:r>
+        <w:rPr>
+          <w:color w:val="EE0000"/>
+          <w:sz w:val="24"/>
+          <w:szCs w:val="24"/>
+          <w:lang w:val="en-US"/>
+        </w:rPr>
+        <w:t>Ans:</w:t>
+      </w:r>
+      <w:r>
+        <w:t xml:space="preserve"> </w:t>
+      </w:r>
+      <w:r>
+        <w:t>I designed REST APIs using Spring Boot for Angular frontends. Since the system handled large datasets, I implemented server-side pagination using Spring Data's Pageable interface so that only a subset of records was returned per request. For filtering, I used dynamic JPA Specifications that allowed the frontend to filter data by parameters such as status, country, or date range. Sorting was handled through query parameters and applied at the database level. To ensure security and maintainability, I exposed DTOs instead of entities. For error handling, I implemented a global exception handler using @RestControllerAdvice and returned standardized error responses with appropriate HTTP status codes. To improve performance, I used database indexing, optimized queries, avoided N+1 issues, and cached frequently accessed data where appropriate.</w:t>
+      </w:r>
+    </w:p>
+    <w:p>
+      <w:pPr>
+        <w:pStyle w:val="ListParagraph"/>
+      </w:pPr>
+    </w:p>
+    <w:p>
+      <w:pPr>
+        <w:pStyle w:val="ListParagraph"/>
+        <w:numPr>
+          <w:ilvl w:val="0"/>
+          <w:numId w:val="1"/>
+        </w:numPr>
+        <w:rPr>
+          <w:b/>
+          <w:bCs/>
+          <w:sz w:val="24"/>
+          <w:szCs w:val="24"/>
+        </w:rPr>
+      </w:pPr>
+      <w:r>
+        <w:rPr>
+          <w:b/>
+          <w:bCs/>
+          <w:sz w:val="24"/>
+          <w:szCs w:val="24"/>
+        </w:rPr>
+        <w:t>We use Java/Kotlin on the backend. Walk us through a backend service you built — how did you structure it, and how did you ensure it was testable</w:t>
+      </w:r>
+      <w:r>
+        <w:rPr>
+          <w:b/>
+          <w:bCs/>
+          <w:sz w:val="24"/>
+          <w:szCs w:val="24"/>
+        </w:rPr>
+        <w:t>?</w:t>
+      </w:r>
+    </w:p>
+    <w:p>
+      <w:pPr>
+        <w:pStyle w:val="ListParagraph"/>
+      </w:pPr>
+      <w:r>
+        <w:rPr>
+          <w:color w:val="EE0000"/>
+          <w:sz w:val="24"/>
+          <w:szCs w:val="24"/>
+          <w:lang w:val="en-US"/>
+        </w:rPr>
+        <w:t>Ans:</w:t>
+      </w:r>
+      <w:r>
+        <w:t xml:space="preserve"> </w:t>
+      </w:r>
+      <w:r>
+        <w:t xml:space="preserve"> </w:t>
+      </w:r>
+      <w:r>
+        <w:t xml:space="preserve">I typically structure Spring Boot services using a layered architecture with Controller, Service, and Repository layers. Controllers handle requests and validation, Services contain business logic, and Repositories interact with the database through Spring Data JPA. To ensure testability, I use constructor injection, DTOs, and clear separation of concerns. Business logic is isolated in the service layer so I can write unit tests using JUnit and Mockito by mocking repositories. I also create integration tests using Spring Boot Test and a test </w:t>
+      </w:r>
+      <w:r>
+        <w:lastRenderedPageBreak/>
+        <w:t xml:space="preserve">database to validate end-to-end </w:t>
+      </w:r>
+      <w:proofErr w:type="spellStart"/>
+      <w:r>
+        <w:t>behavior</w:t>
+      </w:r>
+      <w:proofErr w:type="spellEnd"/>
+      <w:r>
+        <w:t>. This approach keeps the code maintainable, scalable, and easy to test.</w:t>
+      </w:r>
+    </w:p>
+    <w:p>
+      <w:pPr>
+        <w:pStyle w:val="ListParagraph"/>
+      </w:pPr>
+    </w:p>
+    <w:p>
+      <w:pPr>
+        <w:pStyle w:val="ListParagraph"/>
+        <w:rPr>
+          <w:b/>
+          <w:bCs/>
+        </w:rPr>
+      </w:pPr>
+      <w:r>
+        <w:rPr>
+          <w:b/>
+          <w:bCs/>
+        </w:rPr>
+        <w:t>If interviewer asks:</w:t>
+      </w:r>
+    </w:p>
+    <w:p>
+      <w:pPr>
+        <w:pStyle w:val="ListParagraph"/>
+      </w:pPr>
+      <w:r>
+        <w:rPr>
+          <w:b/>
+          <w:bCs/>
+        </w:rPr>
+        <w:t>"Why constructor injection instead of @Autowired field injection?"</w:t>
+      </w:r>
+    </w:p>
+    <w:p>
+      <w:pPr>
+        <w:pStyle w:val="ListParagraph"/>
+      </w:pPr>
+      <w:r>
+        <w:t>Answer:</w:t>
+      </w:r>
+    </w:p>
+    <w:p>
+      <w:pPr>
+        <w:pStyle w:val="ListParagraph"/>
+      </w:pPr>
+      <w:r>
+        <w:t>"Constructor injection makes dependencies explicit, supports immutability with final fields, and makes unit testing easier because dependencies can be injected directly as mocks without relying on the Spring container."</w:t>
+      </w:r>
+    </w:p>
+    <w:p>
+      <w:pPr>
+        <w:pStyle w:val="ListParagraph"/>
+      </w:pPr>
+    </w:p>
+    <w:p>
+      <w:pPr>
+        <w:pStyle w:val="ListParagraph"/>
+      </w:pPr>
+      <w:r>
+        <w:t>I</w:t>
+      </w:r>
+      <w:r>
+        <w:rPr>
+          <w:rFonts w:ascii="Times New Roman" w:eastAsia="Times New Roman" w:hAnsi="Times New Roman" w:cs="Times New Roman"/>
+          <w:sz w:val="24"/>
+          <w:szCs w:val="24"/>
+          <w:lang w:eastAsia="en-IN"/>
+        </w:rPr>
+        <w:t xml:space="preserve"> </w:t>
+      </w:r>
+      <w:r>
+        <w:t xml:space="preserve">f they ask </w:t>
+      </w:r>
+      <w:r>
+        <w:rPr>
+          <w:b/>
+          <w:bCs/>
+        </w:rPr>
+        <w:t>"Why did you choose Java instead of Kotlin?"</w:t>
+      </w:r>
+      <w:r>
+        <w:t xml:space="preserve">, don't say </w:t>
+      </w:r>
+      <w:r>
+        <w:rPr>
+          <w:b/>
+          <w:bCs/>
+        </w:rPr>
+        <w:t>"I don't know Kotlin."</w:t>
+      </w:r>
+    </w:p>
+    <w:p>
+      <w:pPr>
+        <w:pStyle w:val="ListParagraph"/>
+      </w:pPr>
+      <w:r>
+        <w:t>A good answer is:</w:t>
+      </w:r>
+    </w:p>
+    <w:p>
+      <w:pPr>
+        <w:pStyle w:val="ListParagraph"/>
+      </w:pPr>
+      <w:r>
+        <w:t>"Our project's technology stack was primarily based on Java and Spring Boot, so we used Java for consistency across the codebase. Java has a large ecosystem, strong community support, and extensive Spring Boot integration. Since the team already had experience with Java, it helped with maintainability and onboarding."</w:t>
+      </w:r>
+    </w:p>
+    <w:p>
+      <w:pPr>
+        <w:pStyle w:val="ListParagraph"/>
+      </w:pPr>
+    </w:p>
+    <w:p>
+      <w:pPr>
+        <w:pStyle w:val="ListParagraph"/>
+      </w:pPr>
+    </w:p>
+    <w:p>
+      <w:pPr>
+        <w:pStyle w:val="ListParagraph"/>
+        <w:numPr>
+          <w:ilvl w:val="0"/>
+          <w:numId w:val="1"/>
+        </w:numPr>
+        <w:rPr>
+          <w:b/>
+          <w:bCs/>
+          <w:sz w:val="24"/>
+          <w:szCs w:val="24"/>
+        </w:rPr>
+      </w:pPr>
+      <w:r>
+        <w:rPr>
+          <w:b/>
+          <w:bCs/>
+          <w:sz w:val="24"/>
+          <w:szCs w:val="24"/>
+        </w:rPr>
+        <w:t>Have you worked with D3.js or similar libraries? How do you decide between a charting library vs building custom visuals from scratch?</w:t>
+      </w:r>
+    </w:p>
+    <w:p>
+      <w:pPr>
+        <w:pStyle w:val="ListParagraph"/>
+      </w:pPr>
+      <w:r>
+        <w:rPr>
+          <w:color w:val="EE0000"/>
+          <w:sz w:val="24"/>
+          <w:szCs w:val="24"/>
+          <w:lang w:val="en-US"/>
+        </w:rPr>
+        <w:t>Ans:</w:t>
+      </w:r>
+      <w:r>
+        <w:t xml:space="preserve"> </w:t>
+      </w:r>
+      <w:r>
+        <w:t xml:space="preserve">"Yes, I have worked with both Chart.js and D3.js in Angular applications. For standard business dashboards, KPI cards, bar charts, line charts, and pie charts, I generally prefer Chart.js because it provides ready-made components, faster development, responsive </w:t>
+      </w:r>
+      <w:proofErr w:type="spellStart"/>
+      <w:r>
+        <w:t>behavior</w:t>
+      </w:r>
+      <w:proofErr w:type="spellEnd"/>
+      <w:r>
+        <w:t>, and lower maintenance effort. In one of my projects, we used Chart.js extensively for executive reporting dashboards and operational metrics.</w:t>
+      </w:r>
+    </w:p>
+    <w:p>
+      <w:pPr>
+        <w:pStyle w:val="ListParagraph"/>
+      </w:pPr>
+      <w:r>
+        <w:t>I choose D3.js when the requirements involve highly customized or interactive visualizations that cannot be easily achieved using a standard charting library. Examples include advanced drill-down views, custom SVG-based visualizations, hierarchical data structures, and complex user interactions. D3 provides much finer control over rendering, animations, scales, and data binding, whereas Chart.js is optimized for common business charts.</w:t>
+      </w:r>
+    </w:p>
+    <w:p>
+      <w:pPr>
+        <w:pStyle w:val="ListParagraph"/>
+      </w:pPr>
+      <w:r>
+        <w:t>My approach is to use a charting library whenever it satisfies the business requirement because it reduces development time and maintenance costs. I only build custom D3 visualizations when there is a clear need for flexibility that standard libraries cannot provide.</w:t>
+      </w:r>
+    </w:p>
+    <w:p>
+      <w:pPr>
+        <w:pStyle w:val="ListParagraph"/>
+      </w:pPr>
+    </w:p>
+    <w:p>
+      <w:pPr>
+        <w:pStyle w:val="ListParagraph"/>
+        <w:numPr>
+          <w:ilvl w:val="0"/>
+          <w:numId w:val="1"/>
+        </w:numPr>
+        <w:rPr>
+          <w:b/>
+          <w:bCs/>
+          <w:sz w:val="24"/>
+          <w:szCs w:val="24"/>
+        </w:rPr>
+      </w:pPr>
+      <w:r>
+        <w:rPr>
+          <w:b/>
+          <w:bCs/>
+          <w:sz w:val="24"/>
+          <w:szCs w:val="24"/>
+        </w:rPr>
+        <w:t>How would you design an executive dashboard that needs to load complex charts fast and stay responsive? What rendering and caching strategies would you use?</w:t>
+      </w:r>
+    </w:p>
+    <w:p>
+      <w:pPr>
+        <w:pStyle w:val="ListParagraph"/>
+      </w:pPr>
+      <w:r>
+        <w:rPr>
+          <w:color w:val="EE0000"/>
+          <w:sz w:val="24"/>
+          <w:szCs w:val="24"/>
+          <w:lang w:val="en-US"/>
+        </w:rPr>
+        <w:t>Ans:</w:t>
+      </w:r>
+      <w:r>
+        <w:t xml:space="preserve"> </w:t>
+      </w:r>
+      <w:r>
+        <w:t xml:space="preserve">"I would use lazy loading, parallel API calls with </w:t>
+      </w:r>
+      <w:proofErr w:type="spellStart"/>
+      <w:r>
+        <w:t>RxJS</w:t>
+      </w:r>
+      <w:proofErr w:type="spellEnd"/>
+      <w:r>
+        <w:t xml:space="preserve"> </w:t>
+      </w:r>
+      <w:proofErr w:type="spellStart"/>
+      <w:r>
+        <w:t>forkJoin</w:t>
+      </w:r>
+      <w:proofErr w:type="spellEnd"/>
+      <w:r>
+        <w:t xml:space="preserve">, and Angular </w:t>
+      </w:r>
+      <w:proofErr w:type="spellStart"/>
+      <w:r>
+        <w:t>OnPush</w:t>
+      </w:r>
+      <w:proofErr w:type="spellEnd"/>
+      <w:r>
+        <w:t xml:space="preserve"> change detection to improve rendering performance. Standard charts would use Chart.js, while advanced drill-down visualizations would use D3.js. For caching, I would use </w:t>
+      </w:r>
+      <w:proofErr w:type="spellStart"/>
+      <w:r>
+        <w:t>shareReplay</w:t>
+      </w:r>
+      <w:proofErr w:type="spellEnd"/>
+      <w:r>
+        <w:t xml:space="preserve">, </w:t>
+      </w:r>
+      <w:proofErr w:type="spellStart"/>
+      <w:r>
+        <w:t>localStorage</w:t>
+      </w:r>
+      <w:proofErr w:type="spellEnd"/>
+      <w:r>
+        <w:t>, browser caching with Cache-Control and ETags, and backend caching with Spring @Cacheable. This minimizes API calls, improves response times, and keeps the dashboard responsive even with large datasets.</w:t>
+      </w:r>
+    </w:p>
+    <w:p>
+      <w:pPr>
+        <w:pStyle w:val="ListParagraph"/>
+        <w:rPr>
+          <w:b/>
+          <w:bCs/>
+          <w:sz w:val="24"/>
+          <w:szCs w:val="24"/>
+        </w:rPr>
+      </w:pPr>
+    </w:p>
+    <w:p>
+      <w:pPr>
+        <w:pStyle w:val="ListParagraph"/>
+        <w:rPr>
+          <w:b/>
+          <w:bCs/>
+          <w:sz w:val="24"/>
+          <w:szCs w:val="24"/>
+        </w:rPr>
+      </w:pPr>
+    </w:p>
+    <w:p>
+      <w:pPr>
+        <w:pStyle w:val="ListParagraph"/>
+        <w:rPr>
+          <w:b/>
+          <w:bCs/>
+          <w:sz w:val="24"/>
+          <w:szCs w:val="24"/>
+        </w:rPr>
+      </w:pPr>
+    </w:p>
+    <w:p>
+      <w:pPr>
+        <w:pStyle w:val="ListParagraph"/>
+      </w:pPr>
+    </w:p>
+    <w:p>
+      <w:pPr>
+        <w:pStyle w:val="ListParagraph"/>
+        <w:numPr>
+          <w:ilvl w:val="0"/>
+          <w:numId w:val="1"/>
+        </w:numPr>
+        <w:rPr>
+          <w:b/>
+          <w:bCs/>
+          <w:sz w:val="24"/>
+          <w:szCs w:val="24"/>
+        </w:rPr>
+      </w:pPr>
+      <w:r>
+        <w:rPr>
+          <w:b/>
+          <w:bCs/>
+          <w:sz w:val="24"/>
+          <w:szCs w:val="24"/>
+        </w:rPr>
+        <w:lastRenderedPageBreak/>
+        <w:t>Tell me about a dashboard you built for a non-technical executive audience. What design decisions did you make to improve clarity and usability?</w:t>
+      </w:r>
+    </w:p>
+    <w:p>
+      <w:pPr>
+        <w:pStyle w:val="ListParagraph"/>
+      </w:pPr>
+      <w:r>
+        <w:rPr>
+          <w:color w:val="EE0000"/>
+          <w:sz w:val="24"/>
+          <w:szCs w:val="24"/>
+          <w:lang w:val="en-US"/>
+        </w:rPr>
+        <w:t>Ans:</w:t>
+      </w:r>
+      <w:r>
+        <w:t xml:space="preserve"> </w:t>
+      </w:r>
+      <w:r>
+        <w:t>In a Qatar government oil and gas project, I built an executive dashboard using Angular, Chart.js, and D3.js. Since the audience was non-technical, I focused on clear KPI cards, trend charts, and color-coded status indicators rather than detailed technical data. We used Chart.js for standard bar, line, and KPI charts, while D3.js was used for advanced drill-down visualizations. Users could navigate from high-level production metrics down to regional and asset-level details. We also optimized performance through lazy loading and API caching to ensure fast dashboard response times</w:t>
+      </w:r>
+      <w:r>
+        <w:t>.</w:t>
+      </w:r>
+    </w:p>
+    <w:p>
+      <w:pPr>
+        <w:pStyle w:val="ListParagraph"/>
+      </w:pPr>
+    </w:p>
+    <w:p>
+      <w:pPr>
+        <w:pStyle w:val="ListParagraph"/>
+        <w:numPr>
+          <w:ilvl w:val="0"/>
+          <w:numId w:val="1"/>
+        </w:numPr>
+        <w:rPr>
+          <w:b/>
+          <w:bCs/>
+          <w:sz w:val="24"/>
+          <w:szCs w:val="24"/>
+        </w:rPr>
+      </w:pPr>
+      <w:r>
+        <w:rPr>
+          <w:b/>
+          <w:bCs/>
+          <w:sz w:val="24"/>
+          <w:szCs w:val="24"/>
+        </w:rPr>
+        <w:t>How have you implemented authentication and authorization in a corporate web app? Have you worked with SSO systems like OAuth2 or SAML?</w:t>
+      </w:r>
+    </w:p>
+    <w:p>
+      <w:pPr>
+        <w:pStyle w:val="ListParagraph"/>
+      </w:pPr>
+      <w:r>
+        <w:rPr>
+          <w:color w:val="EE0000"/>
+          <w:sz w:val="24"/>
+          <w:szCs w:val="24"/>
+          <w:lang w:val="en-US"/>
+        </w:rPr>
+        <w:t>Ans:</w:t>
+      </w:r>
+      <w:r>
+        <w:t xml:space="preserve"> </w:t>
+      </w:r>
+      <w:r>
+        <w:t>In our corporate web application, we implemented authentication using JWT tokens. Users logged in through the Angular frontend, and the Spring Boot backend validated credentials and generated JWT access tokens. The token was stored securely and sent in the Authorization header for subsequent API requests. For authorization, we implemented role-based access control where different roles such as Admin, Agency, and Customer had access to different modules and APIs. I haven't worked directly with SAML in production, but I'm familiar with OAuth2 concepts such as access tokens, refresh tokens, authorization servers, and SSO flows.</w:t>
+      </w:r>
+    </w:p>
+    <w:p>
+      <w:pPr>
+        <w:pStyle w:val="ListParagraph"/>
+        <w:rPr>
+          <w:color w:val="EE0000"/>
+          <w:sz w:val="24"/>
+          <w:szCs w:val="24"/>
+          <w:lang w:val="en-US"/>
+        </w:rPr>
+      </w:pPr>
+      <w:r>
+        <w:rPr>
+          <w:color w:val="EE0000"/>
+          <w:sz w:val="24"/>
+          <w:szCs w:val="24"/>
+          <w:lang w:val="en-US"/>
+        </w:rPr>
+        <w:t>(or)</w:t>
+      </w:r>
+    </w:p>
+    <w:p>
+      <w:pPr>
+        <w:pStyle w:val="ListParagraph"/>
+      </w:pPr>
+      <w:r>
+        <w:t xml:space="preserve">Yes, I've worked with OAuth2-based authentication. OAuth2 is commonly used for Single Sign-On with providers such as Google, Microsoft Azure AD, Okta, and </w:t>
+      </w:r>
+      <w:proofErr w:type="spellStart"/>
+      <w:r>
+        <w:t>Keycloak</w:t>
+      </w:r>
+      <w:proofErr w:type="spellEnd"/>
+      <w:r>
+        <w:t>. Instead of the application validating user credentials directly, the user is redirected to the Identity Provider, which authenticates the user and issues access tokens. The application then uses those tokens to authorize access to protected resources and APIs.</w:t>
+      </w:r>
+    </w:p>
+    <w:p>
+      <w:pPr>
+        <w:pStyle w:val="ListParagraph"/>
+      </w:pPr>
+    </w:p>
+    <w:p>
+      <w:pPr>
+        <w:pStyle w:val="ListParagraph"/>
+      </w:pPr>
+      <w:r>
+        <w:t>Technically, in OAuth2 the user is redirected to an Identity Provider such as Google or Azure AD. After successful authentication, the provider returns an authorization code. The backend exchanges that code for an access token and optionally an ID token. Spring Security validates the token, retrieves user details, and establishes an authenticated session. In many enterprise applications, the backend then generates its own JWT for internal API communication. This approach improves security because the application never handles the user's password directly.</w:t>
+      </w:r>
+    </w:p>
+    <w:p>
+      <w:pPr>
+        <w:pStyle w:val="ListParagraph"/>
+      </w:pPr>
+    </w:p>
+    <w:p>
+      <w:pPr>
+        <w:pStyle w:val="ListParagraph"/>
+        <w:rPr>
+          <w:b/>
+          <w:bCs/>
+        </w:rPr>
+      </w:pPr>
+      <w:r>
+        <w:rPr>
+          <w:b/>
+          <w:bCs/>
+        </w:rPr>
+        <w:t>"Have you worked with Single Sign-On (SSO) systems such as OAuth2 or SAML?"</w:t>
+      </w:r>
+    </w:p>
+    <w:p>
+      <w:pPr>
+        <w:pStyle w:val="ListParagraph"/>
+        <w:rPr>
+          <w:b/>
+          <w:bCs/>
+        </w:rPr>
+      </w:pPr>
+      <w:r>
+        <w:rPr>
+          <w:b/>
+          <w:bCs/>
+        </w:rPr>
+        <w:t>What is SAML?</w:t>
+      </w:r>
+    </w:p>
+    <w:p>
+      <w:pPr>
+        <w:pStyle w:val="ListParagraph"/>
+      </w:pPr>
+      <w:r>
+        <w:rPr>
+          <w:b/>
+          <w:bCs/>
+        </w:rPr>
+        <w:t>SAML (Security Assertion Markup Language)</w:t>
+      </w:r>
+      <w:r>
+        <w:t xml:space="preserve"> is a protocol used for </w:t>
+      </w:r>
+      <w:r>
+        <w:rPr>
+          <w:b/>
+          <w:bCs/>
+        </w:rPr>
+        <w:t>Single Sign-On (SSO)</w:t>
+      </w:r>
+      <w:r>
+        <w:t xml:space="preserve"> in large companies, banks, and government organizations.</w:t>
+      </w:r>
+    </w:p>
+    <w:p>
+      <w:pPr>
+        <w:pStyle w:val="ListParagraph"/>
+      </w:pPr>
+    </w:p>
+    <w:p>
+      <w:pPr>
+        <w:pStyle w:val="ListParagraph"/>
+      </w:pPr>
+    </w:p>
+    <w:p>
+      <w:pPr>
+        <w:pStyle w:val="ListParagraph"/>
+        <w:rPr>
+          <w:b/>
+          <w:bCs/>
+        </w:rPr>
+      </w:pPr>
+      <w:r>
+        <w:rPr>
+          <w:b/>
+          <w:bCs/>
+        </w:rPr>
+        <w:t>Easy Memory Trick</w:t>
+      </w:r>
+    </w:p>
+    <w:p>
+      <w:pPr>
+        <w:pStyle w:val="ListParagraph"/>
+        <w:numPr>
+          <w:ilvl w:val="0"/>
+          <w:numId w:val="2"/>
+        </w:numPr>
+      </w:pPr>
+      <w:r>
+        <w:rPr>
+          <w:b/>
+          <w:bCs/>
+        </w:rPr>
+        <w:t>JWT</w:t>
+      </w:r>
+      <w:r>
+        <w:t xml:space="preserve"> → My backend verifies user and creates token. </w:t>
+      </w:r>
+    </w:p>
+    <w:p>
+      <w:pPr>
+        <w:pStyle w:val="ListParagraph"/>
+        <w:numPr>
+          <w:ilvl w:val="0"/>
+          <w:numId w:val="2"/>
+        </w:numPr>
+      </w:pPr>
+      <w:r>
+        <w:rPr>
+          <w:b/>
+          <w:bCs/>
+        </w:rPr>
+        <w:t>OAuth2</w:t>
+      </w:r>
+      <w:r>
+        <w:t xml:space="preserve"> → Google/Microsoft verifies user and gives token. </w:t>
+      </w:r>
+    </w:p>
+    <w:p>
+      <w:pPr>
+        <w:pStyle w:val="ListParagraph"/>
+        <w:numPr>
+          <w:ilvl w:val="0"/>
+          <w:numId w:val="2"/>
+        </w:numPr>
+      </w:pPr>
+      <w:r>
+        <w:rPr>
+          <w:b/>
+          <w:bCs/>
+        </w:rPr>
+        <w:t>SAML</w:t>
+      </w:r>
+      <w:r>
+        <w:t xml:space="preserve"> → Company SSO system verifies user and sends a SAML assertion.</w:t>
       </w:r>
     </w:p>
     <w:p/>
     <w:p>
-      <w:r>
-        <w:t>1️</w:t>
-      </w:r>
-      <w:r>
-        <w:rPr>
-          <w:rFonts w:ascii="Segoe UI Symbol" w:hAnsi="Segoe UI Symbol" w:cs="Segoe UI Symbol"/>
-        </w:rPr>
-        <w:t>⃣</w:t>
-      </w:r>
-      <w:r>
-        <w:t xml:space="preserve"> Call, Apply, Bind → Difference + </w:t>
+      <w:pPr>
+        <w:pStyle w:val="ListParagraph"/>
+        <w:numPr>
+          <w:ilvl w:val="0"/>
+          <w:numId w:val="1"/>
+        </w:numPr>
+        <w:rPr>
+          <w:b/>
+          <w:bCs/>
+          <w:sz w:val="24"/>
+          <w:szCs w:val="24"/>
+        </w:rPr>
+      </w:pPr>
+      <w:r>
+        <w:rPr>
+          <w:b/>
+          <w:bCs/>
+          <w:sz w:val="24"/>
+          <w:szCs w:val="24"/>
+        </w:rPr>
+        <w:lastRenderedPageBreak/>
+        <w:t xml:space="preserve">How </w:t>
+      </w:r>
+      <w:r>
+        <w:rPr>
+          <w:b/>
+          <w:bCs/>
+          <w:sz w:val="24"/>
+          <w:szCs w:val="24"/>
+        </w:rPr>
+        <w:t>do you collaborate with data engineers and UX designers? Describe a time requirements were unclear — how did you resolve it?</w:t>
+      </w:r>
+    </w:p>
+    <w:p>
+      <w:pPr>
+        <w:pStyle w:val="ListParagraph"/>
+      </w:pPr>
+      <w:r>
+        <w:rPr>
+          <w:color w:val="EE0000"/>
+          <w:sz w:val="24"/>
+          <w:szCs w:val="24"/>
+          <w:lang w:val="en-US"/>
+        </w:rPr>
+        <w:t>Ans:</w:t>
+      </w:r>
+      <w:r>
+        <w:t xml:space="preserve"> </w:t>
+      </w:r>
+      <w:r>
+        <w:t>In my previous project, I worked closely with both data engineers and UX designers. Data engineers helped define the data sources, APIs, and business metrics required for dashboards, while UX designers provided wireframes and user experience guidelines. We had regular discussions to ensure the data being displayed matched business expectations and the UI was easy for end users to understand.</w:t>
+      </w:r>
+    </w:p>
+    <w:p>
+      <w:pPr>
+        <w:pStyle w:val="ListParagraph"/>
+      </w:pPr>
+    </w:p>
+    <w:p>
+      <w:pPr>
+        <w:pStyle w:val="ListParagraph"/>
+        <w:numPr>
+          <w:ilvl w:val="0"/>
+          <w:numId w:val="1"/>
+        </w:numPr>
+        <w:rPr>
+          <w:b/>
+          <w:bCs/>
+          <w:sz w:val="24"/>
+          <w:szCs w:val="24"/>
+        </w:rPr>
+      </w:pPr>
+      <w:r>
+        <w:rPr>
+          <w:b/>
+          <w:bCs/>
+          <w:sz w:val="24"/>
+          <w:szCs w:val="24"/>
+        </w:rPr>
+        <w:t>What's your approach to testing a full-stack app? What do you cover with unit vs integration tests, and how do you prioritize coverage?</w:t>
+      </w:r>
+    </w:p>
+    <w:p>
+      <w:pPr>
+        <w:pStyle w:val="ListParagraph"/>
+        <w:rPr>
+          <w:b/>
+          <w:bCs/>
+        </w:rPr>
+      </w:pPr>
+      <w:r>
+        <w:rPr>
+          <w:color w:val="EE0000"/>
+          <w:sz w:val="24"/>
+          <w:szCs w:val="24"/>
+          <w:lang w:val="en-US"/>
+        </w:rPr>
+        <w:t>Ans:</w:t>
+      </w:r>
+      <w:r>
+        <w:t xml:space="preserve"> </w:t>
+      </w:r>
+      <w:r>
+        <w:t xml:space="preserve">For frontend testing, I used Jasmine and Karma in Angular. I focused unit tests on components, services, utility functions, and business logic to ensure individual pieces worked correctly in isolation. For example, I tested service methods, form validations, and component </w:t>
       </w:r>
       <w:proofErr w:type="spellStart"/>
       <w:r>
-        <w:t>Polyfill</w:t>
+        <w:t>behavior</w:t>
       </w:r>
       <w:proofErr w:type="spellEnd"/>
       <w:r>
-        <w:t xml:space="preserve"> implementation</w:t>
-      </w:r>
-      <w:r>
-        <w:br/>
-        <w:t>2️</w:t>
-      </w:r>
-      <w:r>
-        <w:rPr>
-          <w:rFonts w:ascii="Segoe UI Symbol" w:hAnsi="Segoe UI Symbol" w:cs="Segoe UI Symbol"/>
-        </w:rPr>
-        <w:t>⃣</w:t>
-      </w:r>
-      <w:r>
-        <w:t xml:space="preserve"> Flatten an Array without </w:t>
+        <w:t xml:space="preserve"> using mocked API responses. Integration testing was used to verify that components, services, and backend APIs worked together correctly. Since it's not always practical to achieve 100% coverage, I prioritized testing critical business flows such as authentication, dashboard functionality, data loading, and user actions that directly impact business users. In addition to automated tests, we also performed API testing, QA testing, and UAT before releases.</w:t>
+      </w:r>
+      <w:r>
+        <w:rPr>
+          <w:b/>
+          <w:bCs/>
+        </w:rPr>
+        <w:t xml:space="preserve"> </w:t>
+      </w:r>
+    </w:p>
+    <w:p>
+      <w:pPr>
+        <w:pStyle w:val="ListParagraph"/>
+        <w:rPr>
+          <w:b/>
+          <w:bCs/>
+          <w:sz w:val="24"/>
+          <w:szCs w:val="24"/>
+        </w:rPr>
+      </w:pPr>
+    </w:p>
+    <w:p>
+      <w:pPr>
+        <w:pStyle w:val="ListParagraph"/>
+        <w:numPr>
+          <w:ilvl w:val="0"/>
+          <w:numId w:val="1"/>
+        </w:numPr>
+        <w:rPr>
+          <w:b/>
+          <w:bCs/>
+          <w:sz w:val="24"/>
+          <w:szCs w:val="24"/>
+        </w:rPr>
+      </w:pPr>
+      <w:r>
+        <w:rPr>
+          <w:b/>
+          <w:bCs/>
+          <w:sz w:val="24"/>
+          <w:szCs w:val="24"/>
+        </w:rPr>
+        <w:t xml:space="preserve">What's </w:t>
+      </w:r>
+      <w:r>
+        <w:rPr>
+          <w:b/>
+          <w:bCs/>
+          <w:sz w:val="24"/>
+          <w:szCs w:val="24"/>
+        </w:rPr>
+        <w:t>ROW NUMBER</w:t>
+      </w:r>
+      <w:r>
+        <w:rPr>
+          <w:b/>
+          <w:bCs/>
+          <w:sz w:val="24"/>
+          <w:szCs w:val="24"/>
+        </w:rPr>
+        <w:t>?</w:t>
+      </w:r>
+    </w:p>
+    <w:p>
+      <w:pPr>
+        <w:pStyle w:val="ListParagraph"/>
+      </w:pPr>
+      <w:r>
+        <w:rPr>
+          <w:color w:val="EE0000"/>
+          <w:sz w:val="24"/>
+          <w:szCs w:val="24"/>
+          <w:lang w:val="en-US"/>
+        </w:rPr>
+        <w:t>Ans:</w:t>
+      </w:r>
+      <w:r>
+        <w:t xml:space="preserve"> </w:t>
+      </w:r>
+      <w:r>
+        <w:t>In REST APIs, ROW_NUMBER() is typically used for ranking reports, dashboard widgets, top-N records, leaderboards, duplicate detection, and advanced pagination scenarios. For example, I might use it to return the top 10 employees by salary, top-performing regions, or ranked dashboard metrics."</w:t>
+      </w:r>
+    </w:p>
+    <w:p>
+      <w:pPr>
+        <w:pStyle w:val="ListParagraph"/>
+      </w:pPr>
+      <w:r>
+        <w:t>SELECT</w:t>
+      </w:r>
+    </w:p>
+    <w:p>
+      <w:pPr>
+        <w:pStyle w:val="ListParagraph"/>
+      </w:pPr>
+      <w:r>
+        <w:t xml:space="preserve">  name,</w:t>
+      </w:r>
+    </w:p>
+    <w:p>
+      <w:pPr>
+        <w:pStyle w:val="ListParagraph"/>
+      </w:pPr>
+      <w:r>
+        <w:t xml:space="preserve">  salary,</w:t>
+      </w:r>
+    </w:p>
+    <w:p>
+      <w:pPr>
+        <w:pStyle w:val="ListParagraph"/>
+      </w:pPr>
+      <w:r>
+        <w:t xml:space="preserve">  ROW_NUMBER() OVER(</w:t>
+      </w:r>
+    </w:p>
+    <w:p>
+      <w:pPr>
+        <w:pStyle w:val="ListParagraph"/>
+      </w:pPr>
+      <w:r>
+        <w:t xml:space="preserve">      ORDER BY salary DESC</w:t>
+      </w:r>
+    </w:p>
+    <w:p>
+      <w:pPr>
+        <w:pStyle w:val="ListParagraph"/>
+      </w:pPr>
+      <w:r>
+        <w:t xml:space="preserve">  ) </w:t>
       </w:r>
       <w:proofErr w:type="spellStart"/>
       <w:r>
-        <w:t>Array.flat</w:t>
+        <w:t>rn</w:t>
       </w:r>
       <w:proofErr w:type="spellEnd"/>
-      <w:r>
-        <w:t>()</w:t>
-      </w:r>
-      <w:r>
-        <w:br/>
-      </w:r>
-      <w:r>
-        <w:rPr>
-          <w:rFonts w:ascii="Segoe UI Emoji" w:hAnsi="Segoe UI Emoji" w:cs="Segoe UI Emoji"/>
-        </w:rPr>
-        <w:t>👉</w:t>
-      </w:r>
-      <w:r>
-        <w:t xml:space="preserve"> Input: [1,2,3,[4,5,6,[7,8,[10,11]]],9]</w:t>
-      </w:r>
-      <w:r>
-        <w:br/>
-      </w:r>
-      <w:r>
-        <w:rPr>
-          <w:rFonts w:ascii="Segoe UI Emoji" w:hAnsi="Segoe UI Emoji" w:cs="Segoe UI Emoji"/>
-        </w:rPr>
-        <w:t>👉</w:t>
-      </w:r>
-      <w:r>
-        <w:t xml:space="preserve"> Output: [1,2,3,4,5,6,7,8,10,11,9]</w:t>
-      </w:r>
-      <w:r>
-        <w:br/>
-        <w:t>3️</w:t>
-      </w:r>
-      <w:r>
-        <w:rPr>
-          <w:rFonts w:ascii="Segoe UI Symbol" w:hAnsi="Segoe UI Symbol" w:cs="Segoe UI Symbol"/>
-        </w:rPr>
-        <w:t>⃣</w:t>
-      </w:r>
-      <w:r>
-        <w:t xml:space="preserve"> Inline 5 </w:t>
+    </w:p>
+    <w:p>
+      <w:pPr>
+        <w:pStyle w:val="ListParagraph"/>
+      </w:pPr>
+      <w:r>
+        <w:t>FROM employee;</w:t>
+      </w:r>
+    </w:p>
+    <w:p>
+      <w:pPr>
+        <w:pStyle w:val="ListParagraph"/>
+      </w:pPr>
+    </w:p>
+    <w:p>
+      <w:pPr>
+        <w:pStyle w:val="ListParagraph"/>
+        <w:numPr>
+          <w:ilvl w:val="0"/>
+          <w:numId w:val="1"/>
+        </w:numPr>
+        <w:rPr>
+          <w:b/>
+          <w:bCs/>
+          <w:sz w:val="24"/>
+          <w:szCs w:val="24"/>
+        </w:rPr>
+      </w:pPr>
+      <w:r>
+        <w:rPr>
+          <w:b/>
+          <w:bCs/>
+          <w:sz w:val="24"/>
+          <w:szCs w:val="24"/>
+        </w:rPr>
+        <w:t>What's</w:t>
+      </w:r>
+      <w:r>
+        <w:rPr>
+          <w:b/>
+          <w:bCs/>
+          <w:sz w:val="24"/>
+          <w:szCs w:val="24"/>
+        </w:rPr>
+        <w:t xml:space="preserve">  RANK()</w:t>
+      </w:r>
+      <w:r>
+        <w:rPr>
+          <w:b/>
+          <w:bCs/>
+          <w:sz w:val="24"/>
+          <w:szCs w:val="24"/>
+        </w:rPr>
+        <w:t>?</w:t>
+      </w:r>
+    </w:p>
+    <w:p>
+      <w:pPr>
+        <w:pStyle w:val="ListParagraph"/>
+      </w:pPr>
+      <w:r>
+        <w:rPr>
+          <w:color w:val="EE0000"/>
+          <w:sz w:val="24"/>
+          <w:szCs w:val="24"/>
+          <w:lang w:val="en-US"/>
+        </w:rPr>
+        <w:t>Ans:</w:t>
+      </w:r>
+      <w:r>
+        <w:t xml:space="preserve"> </w:t>
+      </w:r>
+      <w:r>
+        <w:t xml:space="preserve"> </w:t>
+      </w:r>
+      <w:r>
+        <w:t>RANK() is a window function used to assign rankings based on a specified order. If multiple rows have the same value, they receive the same rank, and the next rank value is skipped. It is commonly used in leaderboards, top-performer reports, and ranking dashboards.</w:t>
+      </w:r>
+    </w:p>
+    <w:p>
+      <w:pPr>
+        <w:pStyle w:val="ListParagraph"/>
+      </w:pPr>
+    </w:p>
+    <w:p>
+      <w:pPr>
+        <w:pStyle w:val="ListParagraph"/>
+      </w:pPr>
+      <w:r>
+        <w:t>SELECT</w:t>
+      </w:r>
+    </w:p>
+    <w:p>
+      <w:pPr>
+        <w:pStyle w:val="ListParagraph"/>
+      </w:pPr>
+      <w:r>
+        <w:t xml:space="preserve">    id,</w:t>
+      </w:r>
+    </w:p>
+    <w:p>
+      <w:pPr>
+        <w:pStyle w:val="ListParagraph"/>
+      </w:pPr>
+      <w:r>
+        <w:t xml:space="preserve">    name,</w:t>
+      </w:r>
+    </w:p>
+    <w:p>
+      <w:pPr>
+        <w:pStyle w:val="ListParagraph"/>
+      </w:pPr>
+      <w:r>
+        <w:t xml:space="preserve">    salary,</w:t>
+      </w:r>
+    </w:p>
+    <w:p>
+      <w:pPr>
+        <w:pStyle w:val="ListParagraph"/>
+      </w:pPr>
+      <w:r>
+        <w:t xml:space="preserve">    RANK() OVER(</w:t>
+      </w:r>
+    </w:p>
+    <w:p>
+      <w:pPr>
+        <w:pStyle w:val="ListParagraph"/>
+      </w:pPr>
+      <w:r>
+        <w:t xml:space="preserve">        ORDER BY salary DESC</w:t>
+      </w:r>
+    </w:p>
+    <w:p>
+      <w:pPr>
+        <w:pStyle w:val="ListParagraph"/>
+      </w:pPr>
+      <w:r>
+        <w:t xml:space="preserve">    ) AS </w:t>
       </w:r>
       <w:proofErr w:type="spellStart"/>
       <w:r>
-        <w:t>divs</w:t>
+        <w:t>rank_no</w:t>
       </w:r>
       <w:proofErr w:type="spellEnd"/>
-      <w:r>
-        <w:t xml:space="preserve"> in a row without flex/margin/padding (Hint: display: inline-block)</w:t>
-      </w:r>
-      <w:r>
-        <w:br/>
-        <w:t>4️</w:t>
-      </w:r>
-      <w:r>
-        <w:rPr>
-          <w:rFonts w:ascii="Segoe UI Symbol" w:hAnsi="Segoe UI Symbol" w:cs="Segoe UI Symbol"/>
-        </w:rPr>
-        <w:t>⃣</w:t>
-      </w:r>
-      <w:r>
-        <w:t xml:space="preserve"> Find sum of numbers without a for loop (Hint: reduce() / recursion)</w:t>
-      </w:r>
-      <w:r>
-        <w:br/>
-        <w:t>5️</w:t>
-      </w:r>
-      <w:r>
-        <w:rPr>
-          <w:rFonts w:ascii="Segoe UI Symbol" w:hAnsi="Segoe UI Symbol" w:cs="Segoe UI Symbol"/>
-        </w:rPr>
-        <w:t>⃣</w:t>
-      </w:r>
-      <w:r>
-        <w:t xml:space="preserve"> Deep Copy vs Shallow Copy — </w:t>
+    </w:p>
+    <w:p>
+      <w:pPr>
+        <w:pStyle w:val="ListParagraph"/>
+      </w:pPr>
+      <w:r>
+        <w:t>FROM employee;</w:t>
+      </w:r>
+    </w:p>
+    <w:p>
+      <w:pPr>
+        <w:pStyle w:val="ListParagraph"/>
+      </w:pPr>
+    </w:p>
+    <w:p>
+      <w:pPr>
+        <w:pStyle w:val="ListParagraph"/>
+        <w:rPr>
+          <w:b/>
+          <w:bCs/>
+          <w:sz w:val="24"/>
+          <w:szCs w:val="24"/>
+        </w:rPr>
+      </w:pPr>
+    </w:p>
+    <w:p>
+      <w:pPr>
+        <w:pStyle w:val="ListParagraph"/>
+        <w:numPr>
+          <w:ilvl w:val="0"/>
+          <w:numId w:val="1"/>
+        </w:numPr>
+        <w:rPr>
+          <w:b/>
+          <w:bCs/>
+          <w:sz w:val="24"/>
+          <w:szCs w:val="24"/>
+        </w:rPr>
+      </w:pPr>
+      <w:r>
+        <w:rPr>
+          <w:b/>
+          <w:bCs/>
+          <w:sz w:val="24"/>
+          <w:szCs w:val="24"/>
+        </w:rPr>
+        <w:t>What's DENSE_RANK()?</w:t>
+      </w:r>
+    </w:p>
+    <w:p>
+      <w:pPr>
+        <w:pStyle w:val="ListParagraph"/>
+      </w:pPr>
+      <w:r>
+        <w:rPr>
+          <w:color w:val="EE0000"/>
+          <w:sz w:val="24"/>
+          <w:szCs w:val="24"/>
+          <w:lang w:val="en-US"/>
+        </w:rPr>
+        <w:t>Ans:</w:t>
+      </w:r>
+      <w:r>
+        <w:t xml:space="preserve"> </w:t>
+      </w:r>
+      <w:r>
+        <w:t xml:space="preserve">DENSE_RANK() is a window function used to assign rankings based on a specified order. If multiple rows have the same value, they receive the same rank, but unlike RANK(), the next rank number is </w:t>
+      </w:r>
+      <w:r>
+        <w:rPr>
+          <w:b/>
+          <w:bCs/>
+        </w:rPr>
+        <w:t>not skipped</w:t>
+      </w:r>
+      <w:r>
+        <w:t>. It is commonly used in leaderboards, salary reports, and ranking dashboards where continuous ranking is required.</w:t>
+      </w:r>
+    </w:p>
+    <w:p>
+      <w:pPr>
+        <w:pStyle w:val="ListParagraph"/>
+      </w:pPr>
+      <w:r>
+        <w:t>SELECT</w:t>
+      </w:r>
+    </w:p>
+    <w:p>
+      <w:pPr>
+        <w:pStyle w:val="ListParagraph"/>
+      </w:pPr>
+      <w:r>
+        <w:t xml:space="preserve">    id,</w:t>
+      </w:r>
+    </w:p>
+    <w:p>
+      <w:pPr>
+        <w:pStyle w:val="ListParagraph"/>
+      </w:pPr>
+      <w:r>
+        <w:t xml:space="preserve">    name,</w:t>
+      </w:r>
+    </w:p>
+    <w:p>
+      <w:pPr>
+        <w:pStyle w:val="ListParagraph"/>
+      </w:pPr>
+      <w:r>
+        <w:t xml:space="preserve">    salary,</w:t>
+      </w:r>
+    </w:p>
+    <w:p>
+      <w:pPr>
+        <w:pStyle w:val="ListParagraph"/>
+      </w:pPr>
+      <w:r>
+        <w:t xml:space="preserve">    DENSE_RANK() OVER(</w:t>
+      </w:r>
+    </w:p>
+    <w:p>
+      <w:pPr>
+        <w:pStyle w:val="ListParagraph"/>
+      </w:pPr>
+      <w:r>
+        <w:t xml:space="preserve">        ORDER BY salary DESC</w:t>
+      </w:r>
+    </w:p>
+    <w:p>
+      <w:pPr>
+        <w:pStyle w:val="ListParagraph"/>
+      </w:pPr>
+      <w:r>
+        <w:t xml:space="preserve">    ) AS </w:t>
       </w:r>
       <w:proofErr w:type="spellStart"/>
       <w:r>
-        <w:t>behavior</w:t>
+        <w:t>dense_rank_no</w:t>
       </w:r>
       <w:proofErr w:type="spellEnd"/>
-      <w:r>
-        <w:t xml:space="preserve"> &amp; how to achieve it</w:t>
-      </w:r>
-      <w:r>
-        <w:br/>
-        <w:t>6️</w:t>
-      </w:r>
-      <w:r>
-        <w:rPr>
-          <w:rFonts w:ascii="Segoe UI Symbol" w:hAnsi="Segoe UI Symbol" w:cs="Segoe UI Symbol"/>
-        </w:rPr>
-        <w:t>⃣</w:t>
-      </w:r>
-      <w:r>
-        <w:t xml:space="preserve"> Promise &amp; Async/Await output puzzle</w:t>
-      </w:r>
-      <w:r>
-        <w:br/>
-        <w:t>7️</w:t>
-      </w:r>
-      <w:r>
-        <w:rPr>
-          <w:rFonts w:ascii="Segoe UI Symbol" w:hAnsi="Segoe UI Symbol" w:cs="Segoe UI Symbol"/>
-        </w:rPr>
-        <w:t>⃣</w:t>
-      </w:r>
-      <w:r>
-        <w:t xml:space="preserve"> Find first repeating character (e.g., "success" → "c")</w:t>
-      </w:r>
+    </w:p>
+    <w:p>
+      <w:pPr>
+        <w:pStyle w:val="ListParagraph"/>
+      </w:pPr>
+      <w:r>
+        <w:t>FROM employee;</w:t>
+      </w:r>
+    </w:p>
+    <w:p>
+      <w:pPr>
+        <w:pStyle w:val="ListParagraph"/>
+        <w:rPr>
+          <w:b/>
+          <w:bCs/>
+          <w:sz w:val="24"/>
+          <w:szCs w:val="24"/>
+        </w:rPr>
+      </w:pPr>
+    </w:p>
+    <w:p>
+      <w:pPr>
+        <w:pStyle w:val="ListParagraph"/>
+        <w:numPr>
+          <w:ilvl w:val="0"/>
+          <w:numId w:val="1"/>
+        </w:numPr>
+        <w:rPr>
+          <w:b/>
+          <w:bCs/>
+          <w:sz w:val="24"/>
+          <w:szCs w:val="24"/>
+        </w:rPr>
+      </w:pPr>
+      <w:r>
+        <w:rPr>
+          <w:b/>
+          <w:bCs/>
+          <w:sz w:val="24"/>
+          <w:szCs w:val="24"/>
+        </w:rPr>
+        <w:t>What is PARTITION BY?</w:t>
+      </w:r>
+    </w:p>
+    <w:p>
+      <w:pPr>
+        <w:pStyle w:val="ListParagraph"/>
+      </w:pPr>
+      <w:r>
+        <w:rPr>
+          <w:color w:val="EE0000"/>
+          <w:sz w:val="24"/>
+          <w:szCs w:val="24"/>
+          <w:lang w:val="en-US"/>
+        </w:rPr>
+        <w:t>Ans:</w:t>
+      </w:r>
+      <w:r>
+        <w:t xml:space="preserve"> </w:t>
+      </w:r>
+      <w:r>
+        <w:t>PARTITION BY is used to divide data into groups before applying a window function. It works like GROUP BY, but it does not reduce rows. Instead, calculations restart for each group.</w:t>
+      </w:r>
+    </w:p>
+    <w:p>
+      <w:pPr>
+        <w:pStyle w:val="ListParagraph"/>
+      </w:pPr>
+      <w:r>
+        <w:t>"PARTITION BY creates separate groups for calculations without removing rows. It is commonly used with ROW_NUMBER, RANK, DENSE_RANK, LEAD, and LAG so that calculations restart within each group."</w:t>
+      </w:r>
+    </w:p>
+    <w:p>
+      <w:pPr>
+        <w:pStyle w:val="ListParagraph"/>
+      </w:pPr>
+    </w:p>
+    <w:p>
+      <w:pPr>
+        <w:pStyle w:val="ListParagraph"/>
+      </w:pPr>
+      <w:r>
+        <w:t>SELECT</w:t>
+      </w:r>
+    </w:p>
+    <w:p>
+      <w:pPr>
+        <w:pStyle w:val="ListParagraph"/>
+      </w:pPr>
+      <w:r>
+        <w:t xml:space="preserve">    id,</w:t>
+      </w:r>
+    </w:p>
+    <w:p>
+      <w:pPr>
+        <w:pStyle w:val="ListParagraph"/>
+      </w:pPr>
+      <w:r>
+        <w:t xml:space="preserve">    name,</w:t>
+      </w:r>
+    </w:p>
+    <w:p>
+      <w:pPr>
+        <w:pStyle w:val="ListParagraph"/>
+      </w:pPr>
+      <w:r>
+        <w:t xml:space="preserve">    department,</w:t>
+      </w:r>
+    </w:p>
+    <w:p>
+      <w:pPr>
+        <w:pStyle w:val="ListParagraph"/>
+      </w:pPr>
+      <w:r>
+        <w:t xml:space="preserve">    salary,</w:t>
+      </w:r>
+    </w:p>
+    <w:p>
+      <w:pPr>
+        <w:pStyle w:val="ListParagraph"/>
+      </w:pPr>
+      <w:r>
+        <w:t xml:space="preserve">    ROW_NUMBER() OVER(</w:t>
+      </w:r>
+    </w:p>
+    <w:p>
+      <w:pPr>
+        <w:pStyle w:val="ListParagraph"/>
+      </w:pPr>
+      <w:r>
+        <w:t xml:space="preserve">        PARTITION BY department</w:t>
+      </w:r>
+    </w:p>
+    <w:p>
+      <w:pPr>
+        <w:pStyle w:val="ListParagraph"/>
+      </w:pPr>
+      <w:r>
+        <w:t xml:space="preserve">        ORDER BY salary DESC</w:t>
+      </w:r>
+    </w:p>
+    <w:p>
+      <w:pPr>
+        <w:pStyle w:val="ListParagraph"/>
+      </w:pPr>
+      <w:r>
+        <w:t xml:space="preserve">    ) AS </w:t>
+      </w:r>
+      <w:proofErr w:type="spellStart"/>
+      <w:r>
+        <w:t>row_no</w:t>
+      </w:r>
+      <w:proofErr w:type="spellEnd"/>
+    </w:p>
+    <w:p>
+      <w:pPr>
+        <w:pStyle w:val="ListParagraph"/>
+      </w:pPr>
+      <w:r>
+        <w:t>FROM employee;</w:t>
+      </w:r>
+    </w:p>
+    <w:p>
+      <w:pPr>
+        <w:pStyle w:val="ListParagraph"/>
+        <w:numPr>
+          <w:ilvl w:val="0"/>
+          <w:numId w:val="1"/>
+        </w:numPr>
+        <w:rPr>
+          <w:b/>
+          <w:bCs/>
+          <w:sz w:val="24"/>
+          <w:szCs w:val="24"/>
+        </w:rPr>
+      </w:pPr>
+      <w:r>
+        <w:rPr>
+          <w:b/>
+          <w:bCs/>
+          <w:sz w:val="24"/>
+          <w:szCs w:val="24"/>
+        </w:rPr>
+        <w:t xml:space="preserve">What's </w:t>
+      </w:r>
+      <w:r>
+        <w:rPr>
+          <w:b/>
+          <w:bCs/>
+          <w:sz w:val="24"/>
+          <w:szCs w:val="24"/>
+        </w:rPr>
+        <w:t>What is LEAD()?</w:t>
+      </w:r>
+    </w:p>
+    <w:p>
+      <w:pPr>
+        <w:pStyle w:val="ListParagraph"/>
+      </w:pPr>
+      <w:r>
+        <w:rPr>
+          <w:color w:val="EE0000"/>
+          <w:sz w:val="24"/>
+          <w:szCs w:val="24"/>
+          <w:lang w:val="en-US"/>
+        </w:rPr>
+        <w:t>Ans:</w:t>
+      </w:r>
+      <w:r>
+        <w:t xml:space="preserve"> </w:t>
+      </w:r>
+      <w:r>
+        <w:t xml:space="preserve">LEAD() is a window function used to get the value from the </w:t>
+      </w:r>
+      <w:r>
+        <w:rPr>
+          <w:b/>
+          <w:bCs/>
+        </w:rPr>
+        <w:t>next row</w:t>
+      </w:r>
+      <w:r>
+        <w:t xml:space="preserve"> without using a self-join.</w:t>
+      </w:r>
+    </w:p>
+    <w:p>
+      <w:pPr>
+        <w:pStyle w:val="ListParagraph"/>
+      </w:pPr>
+      <w:r>
+        <w:t>LEAD() returns the value from the next row based on a specified order. It is commonly used to compare the current row with the following row, such as comparing current month sales with next month sales.</w:t>
+      </w:r>
+    </w:p>
+    <w:p>
+      <w:pPr>
+        <w:pStyle w:val="ListParagraph"/>
+      </w:pPr>
+      <w:r>
+        <w:t>SELECT</w:t>
+      </w:r>
+    </w:p>
+    <w:p>
+      <w:pPr>
+        <w:pStyle w:val="ListParagraph"/>
+      </w:pPr>
+      <w:r>
+        <w:t xml:space="preserve">    month,</w:t>
+      </w:r>
+    </w:p>
+    <w:p>
+      <w:pPr>
+        <w:pStyle w:val="ListParagraph"/>
+      </w:pPr>
+      <w:r>
+        <w:t xml:space="preserve">    sales,</w:t>
+      </w:r>
+    </w:p>
+    <w:p>
+      <w:pPr>
+        <w:pStyle w:val="ListParagraph"/>
+      </w:pPr>
+      <w:r>
+        <w:t xml:space="preserve">    LEAD(sales) OVER(</w:t>
+      </w:r>
+    </w:p>
+    <w:p>
+      <w:pPr>
+        <w:pStyle w:val="ListParagraph"/>
+      </w:pPr>
+      <w:r>
+        <w:t xml:space="preserve">        ORDER BY month</w:t>
+      </w:r>
+    </w:p>
+    <w:p>
+      <w:pPr>
+        <w:pStyle w:val="ListParagraph"/>
+      </w:pPr>
+      <w:r>
+        <w:t xml:space="preserve">    ) AS </w:t>
+      </w:r>
+      <w:proofErr w:type="spellStart"/>
+      <w:r>
+        <w:t>next_month_sales</w:t>
+      </w:r>
+      <w:proofErr w:type="spellEnd"/>
+    </w:p>
+    <w:p>
+      <w:pPr>
+        <w:pStyle w:val="ListParagraph"/>
+      </w:pPr>
+      <w:r>
+        <w:t>FROM sales;</w:t>
+      </w:r>
+    </w:p>
+    <w:p>
+      <w:pPr>
+        <w:pStyle w:val="ListParagraph"/>
+      </w:pPr>
+    </w:p>
+    <w:p>
+      <w:pPr>
+        <w:pStyle w:val="ListParagraph"/>
+      </w:pPr>
+    </w:p>
+    <w:p>
+      <w:pPr>
+        <w:pStyle w:val="ListParagraph"/>
+        <w:numPr>
+          <w:ilvl w:val="0"/>
+          <w:numId w:val="1"/>
+        </w:numPr>
+        <w:rPr>
+          <w:b/>
+          <w:bCs/>
+          <w:sz w:val="24"/>
+          <w:szCs w:val="24"/>
+        </w:rPr>
+      </w:pPr>
+      <w:r>
+        <w:rPr>
+          <w:b/>
+          <w:bCs/>
+          <w:sz w:val="24"/>
+          <w:szCs w:val="24"/>
+        </w:rPr>
+        <w:t xml:space="preserve">What's </w:t>
+      </w:r>
+      <w:r>
+        <w:rPr>
+          <w:b/>
+          <w:bCs/>
+          <w:sz w:val="24"/>
+          <w:szCs w:val="24"/>
+        </w:rPr>
+        <w:t>What is LAG()</w:t>
+      </w:r>
+      <w:r>
+        <w:rPr>
+          <w:b/>
+          <w:bCs/>
+          <w:sz w:val="24"/>
+          <w:szCs w:val="24"/>
+        </w:rPr>
+        <w:tab/>
+      </w:r>
+      <w:r>
+        <w:rPr>
+          <w:b/>
+          <w:bCs/>
+          <w:sz w:val="24"/>
+          <w:szCs w:val="24"/>
+        </w:rPr>
+        <w:t>?</w:t>
+      </w:r>
+    </w:p>
+    <w:p>
+      <w:pPr>
+        <w:pStyle w:val="ListParagraph"/>
+      </w:pPr>
+      <w:r>
+        <w:rPr>
+          <w:color w:val="EE0000"/>
+          <w:sz w:val="24"/>
+          <w:szCs w:val="24"/>
+          <w:lang w:val="en-US"/>
+        </w:rPr>
+        <w:t>Ans:</w:t>
+      </w:r>
+      <w:r>
+        <w:t xml:space="preserve"> </w:t>
+      </w:r>
+      <w:r>
+        <w:t>LAG() is the opposite of LEAD().</w:t>
+      </w:r>
+    </w:p>
+    <w:p>
+      <w:pPr>
+        <w:pStyle w:val="ListParagraph"/>
+      </w:pPr>
+      <w:r>
+        <w:t xml:space="preserve">  </w:t>
+      </w:r>
+      <w:r>
+        <w:t xml:space="preserve">It returns the value from the </w:t>
+      </w:r>
+      <w:r>
+        <w:rPr>
+          <w:b/>
+          <w:bCs/>
+        </w:rPr>
+        <w:t>previous row</w:t>
+      </w:r>
+      <w:r>
+        <w:t>.</w:t>
+      </w:r>
+    </w:p>
+    <w:p>
+      <w:pPr>
+        <w:pStyle w:val="ListParagraph"/>
+      </w:pPr>
+      <w:r>
+        <w:t>SELECT</w:t>
+      </w:r>
+    </w:p>
+    <w:p>
+      <w:pPr>
+        <w:pStyle w:val="ListParagraph"/>
+      </w:pPr>
+      <w:r>
+        <w:t xml:space="preserve">    name,</w:t>
+      </w:r>
+    </w:p>
+    <w:p>
+      <w:pPr>
+        <w:pStyle w:val="ListParagraph"/>
+      </w:pPr>
+      <w:r>
+        <w:t xml:space="preserve">    marks,</w:t>
+      </w:r>
+    </w:p>
+    <w:p>
+      <w:pPr>
+        <w:pStyle w:val="ListParagraph"/>
+      </w:pPr>
+      <w:r>
+        <w:t xml:space="preserve">    LAG(marks) OVER(</w:t>
+      </w:r>
+    </w:p>
+    <w:p>
+      <w:pPr>
+        <w:pStyle w:val="ListParagraph"/>
+      </w:pPr>
+      <w:r>
+        <w:t xml:space="preserve">        ORDER BY marks DESC</w:t>
+      </w:r>
+    </w:p>
+    <w:p>
+      <w:pPr>
+        <w:pStyle w:val="ListParagraph"/>
+      </w:pPr>
+      <w:r>
+        <w:t xml:space="preserve">    ) AS </w:t>
+      </w:r>
+      <w:proofErr w:type="spellStart"/>
+      <w:r>
+        <w:t>previous_marks</w:t>
+      </w:r>
+      <w:proofErr w:type="spellEnd"/>
+    </w:p>
+    <w:p>
+      <w:pPr>
+        <w:pStyle w:val="ListParagraph"/>
+      </w:pPr>
+      <w:r>
+        <w:t>FROM employee;</w:t>
+      </w:r>
+    </w:p>
+    <w:p>
+      <w:pPr>
+        <w:pStyle w:val="ListParagraph"/>
+      </w:pPr>
+      <w:r>
+        <w:t>LEAD()</w:t>
+      </w:r>
+    </w:p>
+    <w:p>
+      <w:pPr>
+        <w:pStyle w:val="ListParagraph"/>
+      </w:pPr>
+      <w:r>
+        <w:t>------</w:t>
+      </w:r>
+    </w:p>
+    <w:p>
+      <w:pPr>
+        <w:pStyle w:val="ListParagraph"/>
+      </w:pPr>
+      <w:r>
+        <w:t>Tell me about the next row</w:t>
+      </w:r>
+    </w:p>
+    <w:p>
+      <w:pPr>
+        <w:pStyle w:val="ListParagraph"/>
+      </w:pPr>
+    </w:p>
+    <w:p>
+      <w:pPr>
+        <w:pStyle w:val="ListParagraph"/>
+      </w:pPr>
+      <w:r>
+        <w:t>LAG()</w:t>
+      </w:r>
+    </w:p>
+    <w:p>
+      <w:pPr>
+        <w:pStyle w:val="ListParagraph"/>
+      </w:pPr>
+      <w:r>
+        <w:t>-----</w:t>
+      </w:r>
+    </w:p>
+    <w:p>
+      <w:pPr>
+        <w:pStyle w:val="ListParagraph"/>
+      </w:pPr>
+      <w:r>
+        <w:t>Tell me about the previous row</w:t>
+      </w:r>
+    </w:p>
+    <w:p>
+      <w:pPr>
+        <w:pStyle w:val="ListParagraph"/>
+      </w:pPr>
+    </w:p>
+    <w:p>
+      <w:pPr>
+        <w:pStyle w:val="ListParagraph"/>
+        <w:numPr>
+          <w:ilvl w:val="0"/>
+          <w:numId w:val="1"/>
+        </w:numPr>
+        <w:rPr>
+          <w:b/>
+          <w:bCs/>
+          <w:sz w:val="24"/>
+          <w:szCs w:val="24"/>
+        </w:rPr>
+      </w:pPr>
+      <w:r>
+        <w:rPr>
+          <w:b/>
+          <w:bCs/>
+          <w:sz w:val="24"/>
+          <w:szCs w:val="24"/>
+        </w:rPr>
+        <w:t xml:space="preserve">What's </w:t>
+      </w:r>
+      <w:r>
+        <w:rPr>
+          <w:b/>
+          <w:bCs/>
+          <w:sz w:val="24"/>
+          <w:szCs w:val="24"/>
+        </w:rPr>
+        <w:t>What is REGEXP in MySQL?</w:t>
+      </w:r>
+    </w:p>
+    <w:p>
+      <w:pPr>
+        <w:pStyle w:val="ListParagraph"/>
+      </w:pPr>
+      <w:r>
+        <w:rPr>
+          <w:color w:val="EE0000"/>
+          <w:sz w:val="24"/>
+          <w:szCs w:val="24"/>
+          <w:lang w:val="en-US"/>
+        </w:rPr>
+        <w:t>Ans:</w:t>
+      </w:r>
+      <w:r>
+        <w:t xml:space="preserve"> </w:t>
+      </w:r>
+      <w:r>
+        <w:t>REGEXP (Regular Expression) is used to search or validate text based on a pattern.</w:t>
+      </w:r>
+    </w:p>
+    <w:p>
+      <w:pPr>
+        <w:pStyle w:val="ListParagraph"/>
+      </w:pPr>
+      <w:r>
+        <w:t>Think of it like:</w:t>
+      </w:r>
+    </w:p>
+    <w:p>
+      <w:pPr>
+        <w:pStyle w:val="ListParagraph"/>
+      </w:pPr>
+      <w:r>
+        <w:t>"Find records that match a rule."</w:t>
+      </w:r>
+    </w:p>
+    <w:p>
+      <w:pPr>
+        <w:pStyle w:val="ListParagraph"/>
+        <w:rPr>
+          <w:b/>
+          <w:bCs/>
+        </w:rPr>
+      </w:pPr>
+      <w:r>
+        <w:rPr>
+          <w:b/>
+          <w:bCs/>
+        </w:rPr>
+        <w:t>Find Names Starting with A</w:t>
+      </w:r>
+    </w:p>
+    <w:p>
+      <w:pPr>
+        <w:pStyle w:val="ListParagraph"/>
+      </w:pPr>
+      <w:r>
+        <w:t>SELECT *</w:t>
+      </w:r>
+    </w:p>
+    <w:p>
+      <w:pPr>
+        <w:pStyle w:val="ListParagraph"/>
+      </w:pPr>
+      <w:r>
+        <w:t>FROM employee</w:t>
+      </w:r>
+    </w:p>
+    <w:p>
+      <w:pPr>
+        <w:pStyle w:val="ListParagraph"/>
+      </w:pPr>
+      <w:r>
+        <w:t>WHERE name REGEXP '^A';</w:t>
+      </w:r>
+    </w:p>
+    <w:p>
+      <w:pPr>
+        <w:pStyle w:val="ListParagraph"/>
+      </w:pPr>
+    </w:p>
+    <w:p>
+      <w:pPr>
+        <w:pStyle w:val="ListParagraph"/>
+      </w:pPr>
+      <w:r>
+        <w:t>EMAIL VALIDATION</w:t>
+      </w:r>
+    </w:p>
+    <w:p>
+      <w:pPr>
+        <w:pStyle w:val="ListParagraph"/>
+      </w:pPr>
+      <w:r>
+        <w:t>SELECT *</w:t>
+      </w:r>
+    </w:p>
+    <w:p>
+      <w:pPr>
+        <w:pStyle w:val="ListParagraph"/>
+      </w:pPr>
+      <w:r>
+        <w:t>FROM users</w:t>
+      </w:r>
+    </w:p>
+    <w:p>
+      <w:pPr>
+        <w:pStyle w:val="ListParagraph"/>
+      </w:pPr>
+      <w:r>
+        <w:t>WHERE email REGEXP</w:t>
+      </w:r>
+    </w:p>
+    <w:p>
+      <w:pPr>
+        <w:pStyle w:val="ListParagraph"/>
+      </w:pPr>
+      <w:r>
+        <w:t>'^[A-Za-z0-9._%+-]+@[A-Za-z0-9.-]+\\.[A-Za-z]{2,}$';</w:t>
+      </w:r>
+    </w:p>
+    <w:p>
+      <w:r>
+        <w:br w:type="page"/>
+      </w:r>
+    </w:p>
+    <w:p>
+      <w:pPr>
+        <w:pStyle w:val="ListParagraph"/>
+        <w:rPr>
+          <w:b/>
+          <w:bCs/>
+          <w:sz w:val="24"/>
+          <w:szCs w:val="24"/>
+        </w:rPr>
+      </w:pPr>
+    </w:p>
+    <w:p>
+      <w:pPr>
+        <w:pStyle w:val="ListParagraph"/>
+        <w:rPr>
+          <w:b/>
+          <w:bCs/>
+          <w:sz w:val="24"/>
+          <w:szCs w:val="24"/>
+        </w:rPr>
+      </w:pPr>
+    </w:p>
+    <w:p>
+      <w:pPr>
+        <w:pStyle w:val="ListParagraph"/>
+      </w:pPr>
+    </w:p>
+    <w:p>
+      <w:pPr>
+        <w:pStyle w:val="ListParagraph"/>
+      </w:pPr>
+    </w:p>
+    <w:p/>
+    <w:p>
+      <w:pPr>
+        <w:rPr>
+          <w:lang w:val="en-US"/>
+        </w:rPr>
+      </w:pPr>
     </w:p>
     <w:sectPr>
       <w:pgSz w:w="11906" w:h="16838"/>
@@ -191,6 +2211,255 @@
     </w:sectPr>
   </w:body>
 </w:document>
+</file>
+
+<file path=word/numbering.xml><?xml version="1.0" encoding="utf-8"?>
+<w:numbering xmlns:wpc="http://schemas.microsoft.com/office/word/2010/wordprocessingCanvas" xmlns:cx="http://schemas.microsoft.com/office/drawing/2014/chartex" xmlns:cx1="http://schemas.microsoft.com/office/drawing/2015/9/8/chartex" xmlns:cx2="http://schemas.microsoft.com/office/drawing/2015/10/21/chartex" xmlns:cx3="http://schemas.microsoft.com/office/drawing/2016/5/9/chartex" xmlns:cx4="http://schemas.microsoft.com/office/drawing/2016/5/10/chartex" xmlns:cx5="http://schemas.microsoft.com/office/drawing/2016/5/11/chartex" xmlns:cx6="http://schemas.microsoft.com/office/drawing/2016/5/12/chartex" xmlns:cx7="http://schemas.microsoft.com/office/drawing/2016/5/13/chartex" xmlns:cx8="http://schemas.microsoft.com/office/drawing/2016/5/14/chartex" xmlns:mc="http://schemas.openxmlformats.org/markup-compatibility/2006" xmlns:aink="http://schemas.microsoft.com/office/drawing/2016/ink" xmlns:am3d="http://schemas.microsoft.com/office/drawing/2017/model3d" xmlns:o="urn:schemas-microsoft-com:office:office" xmlns:oel="http://schemas.microsoft.com/office/2019/extlst" xmlns:r="http://schemas.openxmlformats.org/officeDocument/2006/relationships" xmlns:m="http://schemas.openxmlformats.org/officeDocument/2006/math" xmlns:v="urn:schemas-microsoft-com:vml" xmlns:wp14="http://schemas.microsoft.com/office/word/2010/wordprocessingDrawing" xmlns:wp="http://schemas.openxmlformats.org/drawingml/2006/wordprocessingDrawing" xmlns:w10="urn:schemas-microsoft-com:office:word" xmlns:w="http://schemas.openxmlformats.org/wordprocessingml/2006/main" xmlns:w14="http://schemas.microsoft.com/office/word/2010/wordml" xmlns:w15="http://schemas.microsoft.com/office/word/2012/wordml" xmlns:w16cex="http://schemas.microsoft.com/office/word/2018/wordml/cex" xmlns:w16cid="http://schemas.microsoft.com/office/word/2016/wordml/cid" xmlns:w16="http://schemas.microsoft.com/office/word/2018/wordml" xmlns:w16du="http://schemas.microsoft.com/office/word/2023/wordml/word16du" xmlns:w16sdtdh="http://schemas.microsoft.com/office/word/2020/wordml/sdtdatahash" xmlns:w16sdtfl="http://schemas.microsoft.com/office/word/2024/wordml/sdtformatlock" xmlns:w16se="http://schemas.microsoft.com/office/word/2015/wordml/symex" xmlns:wpg="http://schemas.microsoft.com/office/word/2010/wordprocessingGroup" xmlns:wpi="http://schemas.microsoft.com/office/word/2010/wordprocessingInk" xmlns:wne="http://schemas.microsoft.com/office/word/2006/wordml" xmlns:wps="http://schemas.microsoft.com/office/word/2010/wordprocessingShape" mc:Ignorable="w14 w15 w16se w16cid w16 w16cex w16sdtdh w16sdtfl w16du wp14">
+  <w:abstractNum w:abstractNumId="0" w15:restartNumberingAfterBreak="0">
+    <w:nsid w:val="2450450C"/>
+    <w:multiLevelType w:val="multilevel"/>
+    <w:tmpl w:val="5D584D40"/>
+    <w:lvl w:ilvl="0">
+      <w:start w:val="1"/>
+      <w:numFmt w:val="bullet"/>
+      <w:lvlText w:val=""/>
+      <w:lvlJc w:val="left"/>
+      <w:pPr>
+        <w:tabs>
+          <w:tab w:val="num" w:pos="720"/>
+        </w:tabs>
+        <w:ind w:left="720" w:hanging="360"/>
+      </w:pPr>
+      <w:rPr>
+        <w:rFonts w:ascii="Symbol" w:hAnsi="Symbol" w:hint="default"/>
+        <w:sz w:val="20"/>
+      </w:rPr>
+    </w:lvl>
+    <w:lvl w:ilvl="1" w:tentative="1">
+      <w:start w:val="1"/>
+      <w:numFmt w:val="bullet"/>
+      <w:lvlText w:val="o"/>
+      <w:lvlJc w:val="left"/>
+      <w:pPr>
+        <w:tabs>
+          <w:tab w:val="num" w:pos="1440"/>
+        </w:tabs>
+        <w:ind w:left="1440" w:hanging="360"/>
+      </w:pPr>
+      <w:rPr>
+        <w:rFonts w:ascii="Courier New" w:hAnsi="Courier New" w:hint="default"/>
+        <w:sz w:val="20"/>
+      </w:rPr>
+    </w:lvl>
+    <w:lvl w:ilvl="2" w:tentative="1">
+      <w:start w:val="1"/>
+      <w:numFmt w:val="bullet"/>
+      <w:lvlText w:val=""/>
+      <w:lvlJc w:val="left"/>
+      <w:pPr>
+        <w:tabs>
+          <w:tab w:val="num" w:pos="2160"/>
+        </w:tabs>
+        <w:ind w:left="2160" w:hanging="360"/>
+      </w:pPr>
+      <w:rPr>
+        <w:rFonts w:ascii="Wingdings" w:hAnsi="Wingdings" w:hint="default"/>
+        <w:sz w:val="20"/>
+      </w:rPr>
+    </w:lvl>
+    <w:lvl w:ilvl="3" w:tentative="1">
+      <w:start w:val="1"/>
+      <w:numFmt w:val="bullet"/>
+      <w:lvlText w:val=""/>
+      <w:lvlJc w:val="left"/>
+      <w:pPr>
+        <w:tabs>
+          <w:tab w:val="num" w:pos="2880"/>
+        </w:tabs>
+        <w:ind w:left="2880" w:hanging="360"/>
+      </w:pPr>
+      <w:rPr>
+        <w:rFonts w:ascii="Wingdings" w:hAnsi="Wingdings" w:hint="default"/>
+        <w:sz w:val="20"/>
+      </w:rPr>
+    </w:lvl>
+    <w:lvl w:ilvl="4" w:tentative="1">
+      <w:start w:val="1"/>
+      <w:numFmt w:val="bullet"/>
+      <w:lvlText w:val=""/>
+      <w:lvlJc w:val="left"/>
+      <w:pPr>
+        <w:tabs>
+          <w:tab w:val="num" w:pos="3600"/>
+        </w:tabs>
+        <w:ind w:left="3600" w:hanging="360"/>
+      </w:pPr>
+      <w:rPr>
+        <w:rFonts w:ascii="Wingdings" w:hAnsi="Wingdings" w:hint="default"/>
+        <w:sz w:val="20"/>
+      </w:rPr>
+    </w:lvl>
+    <w:lvl w:ilvl="5" w:tentative="1">
+      <w:start w:val="1"/>
+      <w:numFmt w:val="bullet"/>
+      <w:lvlText w:val=""/>
+      <w:lvlJc w:val="left"/>
+      <w:pPr>
+        <w:tabs>
+          <w:tab w:val="num" w:pos="4320"/>
+        </w:tabs>
+        <w:ind w:left="4320" w:hanging="360"/>
+      </w:pPr>
+      <w:rPr>
+        <w:rFonts w:ascii="Wingdings" w:hAnsi="Wingdings" w:hint="default"/>
+        <w:sz w:val="20"/>
+      </w:rPr>
+    </w:lvl>
+    <w:lvl w:ilvl="6" w:tentative="1">
+      <w:start w:val="1"/>
+      <w:numFmt w:val="bullet"/>
+      <w:lvlText w:val=""/>
+      <w:lvlJc w:val="left"/>
+      <w:pPr>
+        <w:tabs>
+          <w:tab w:val="num" w:pos="5040"/>
+        </w:tabs>
+        <w:ind w:left="5040" w:hanging="360"/>
+      </w:pPr>
+      <w:rPr>
+        <w:rFonts w:ascii="Wingdings" w:hAnsi="Wingdings" w:hint="default"/>
+        <w:sz w:val="20"/>
+      </w:rPr>
+    </w:lvl>
+    <w:lvl w:ilvl="7" w:tentative="1">
+      <w:start w:val="1"/>
+      <w:numFmt w:val="bullet"/>
+      <w:lvlText w:val=""/>
+      <w:lvlJc w:val="left"/>
+      <w:pPr>
+        <w:tabs>
+          <w:tab w:val="num" w:pos="5760"/>
+        </w:tabs>
+        <w:ind w:left="5760" w:hanging="360"/>
+      </w:pPr>
+      <w:rPr>
+        <w:rFonts w:ascii="Wingdings" w:hAnsi="Wingdings" w:hint="default"/>
+        <w:sz w:val="20"/>
+      </w:rPr>
+    </w:lvl>
+    <w:lvl w:ilvl="8" w:tentative="1">
+      <w:start w:val="1"/>
+      <w:numFmt w:val="bullet"/>
+      <w:lvlText w:val=""/>
+      <w:lvlJc w:val="left"/>
+      <w:pPr>
+        <w:tabs>
+          <w:tab w:val="num" w:pos="6480"/>
+        </w:tabs>
+        <w:ind w:left="6480" w:hanging="360"/>
+      </w:pPr>
+      <w:rPr>
+        <w:rFonts w:ascii="Wingdings" w:hAnsi="Wingdings" w:hint="default"/>
+        <w:sz w:val="20"/>
+      </w:rPr>
+    </w:lvl>
+  </w:abstractNum>
+  <w:abstractNum w:abstractNumId="1" w15:restartNumberingAfterBreak="0">
+    <w:nsid w:val="4B1A5688"/>
+    <w:multiLevelType w:val="hybridMultilevel"/>
+    <w:tmpl w:val="C994D6F8"/>
+    <w:lvl w:ilvl="0" w:tplc="4009000F">
+      <w:start w:val="1"/>
+      <w:numFmt w:val="decimal"/>
+      <w:lvlText w:val="%1."/>
+      <w:lvlJc w:val="left"/>
+      <w:pPr>
+        <w:ind w:left="720" w:hanging="360"/>
+      </w:pPr>
+      <w:rPr>
+        <w:rFonts w:hint="default"/>
+      </w:rPr>
+    </w:lvl>
+    <w:lvl w:ilvl="1" w:tplc="40090019" w:tentative="1">
+      <w:start w:val="1"/>
+      <w:numFmt w:val="lowerLetter"/>
+      <w:lvlText w:val="%2."/>
+      <w:lvlJc w:val="left"/>
+      <w:pPr>
+        <w:ind w:left="1440" w:hanging="360"/>
+      </w:pPr>
+    </w:lvl>
+    <w:lvl w:ilvl="2" w:tplc="4009001B" w:tentative="1">
+      <w:start w:val="1"/>
+      <w:numFmt w:val="lowerRoman"/>
+      <w:lvlText w:val="%3."/>
+      <w:lvlJc w:val="right"/>
+      <w:pPr>
+        <w:ind w:left="2160" w:hanging="180"/>
+      </w:pPr>
+    </w:lvl>
+    <w:lvl w:ilvl="3" w:tplc="4009000F" w:tentative="1">
+      <w:start w:val="1"/>
+      <w:numFmt w:val="decimal"/>
+      <w:lvlText w:val="%4."/>
+      <w:lvlJc w:val="left"/>
+      <w:pPr>
+        <w:ind w:left="2880" w:hanging="360"/>
+      </w:pPr>
+    </w:lvl>
+    <w:lvl w:ilvl="4" w:tplc="40090019" w:tentative="1">
+      <w:start w:val="1"/>
+      <w:numFmt w:val="lowerLetter"/>
+      <w:lvlText w:val="%5."/>
+      <w:lvlJc w:val="left"/>
+      <w:pPr>
+        <w:ind w:left="3600" w:hanging="360"/>
+      </w:pPr>
+    </w:lvl>
+    <w:lvl w:ilvl="5" w:tplc="4009001B" w:tentative="1">
+      <w:start w:val="1"/>
+      <w:numFmt w:val="lowerRoman"/>
+      <w:lvlText w:val="%6."/>
+      <w:lvlJc w:val="right"/>
+      <w:pPr>
+        <w:ind w:left="4320" w:hanging="180"/>
+      </w:pPr>
+    </w:lvl>
+    <w:lvl w:ilvl="6" w:tplc="4009000F" w:tentative="1">
+      <w:start w:val="1"/>
+      <w:numFmt w:val="decimal"/>
+      <w:lvlText w:val="%7."/>
+      <w:lvlJc w:val="left"/>
+      <w:pPr>
+        <w:ind w:left="5040" w:hanging="360"/>
+      </w:pPr>
+    </w:lvl>
+    <w:lvl w:ilvl="7" w:tplc="40090019" w:tentative="1">
+      <w:start w:val="1"/>
+      <w:numFmt w:val="lowerLetter"/>
+      <w:lvlText w:val="%8."/>
+      <w:lvlJc w:val="left"/>
+      <w:pPr>
+        <w:ind w:left="5760" w:hanging="360"/>
+      </w:pPr>
+    </w:lvl>
+    <w:lvl w:ilvl="8" w:tplc="4009001B" w:tentative="1">
+      <w:start w:val="1"/>
+      <w:numFmt w:val="lowerRoman"/>
+      <w:lvlText w:val="%9."/>
+      <w:lvlJc w:val="right"/>
+      <w:pPr>
+        <w:ind w:left="6480" w:hanging="180"/>
+      </w:pPr>
+    </w:lvl>
+  </w:abstractNum>
+  <w:num w:numId="1" w16cid:durableId="1467309448">
+    <w:abstractNumId w:val="1"/>
+  </w:num>
+  <w:num w:numId="2" w16cid:durableId="165094838">
+    <w:abstractNumId w:val="0"/>
+  </w:num>
+</w:numbering>
 </file>
 
 <file path=word/styles.xml><?xml version="1.0" encoding="utf-8"?>
@@ -642,7 +2911,6 @@
     <w:next w:val="Normal"/>
     <w:link w:val="Heading3Char"/>
     <w:uiPriority w:val="9"/>
-    <w:semiHidden/>
     <w:unhideWhenUsed/>
     <w:qFormat/>
     <w:rsid w:val="004D7F15"/>
@@ -794,7 +3062,6 @@
   <w:style w:type="character" w:default="1" w:styleId="DefaultParagraphFont">
     <w:name w:val="Default Paragraph Font"/>
     <w:uiPriority w:val="1"/>
-    <w:semiHidden/>
     <w:unhideWhenUsed/>
   </w:style>
   <w:style w:type="table" w:default="1" w:styleId="TableNormal">
@@ -850,7 +3117,6 @@
     <w:basedOn w:val="DefaultParagraphFont"/>
     <w:link w:val="Heading3"/>
     <w:uiPriority w:val="9"/>
-    <w:semiHidden/>
     <w:rsid w:val="004D7F15"/>
     <w:rPr>
       <w:rFonts w:eastAsiaTheme="majorEastAsia" w:cstheme="majorBidi"/>
@@ -1129,6 +3395,19 @@
     <w:rPr>
       <w:color w:val="605E5C"/>
       <w:shd w:val="clear" w:color="auto" w:fill="E1DFDD"/>
+    </w:rPr>
+  </w:style>
+  <w:style w:type="paragraph" w:styleId="NormalWeb">
+    <w:name w:val="Normal (Web)"/>
+    <w:basedOn w:val="Normal"/>
+    <w:uiPriority w:val="99"/>
+    <w:semiHidden/>
+    <w:unhideWhenUsed/>
+    <w:rsid w:val="00CA3FAD"/>
+    <w:rPr>
+      <w:rFonts w:ascii="Times New Roman" w:hAnsi="Times New Roman" w:cs="Times New Roman"/>
+      <w:sz w:val="24"/>
+      <w:szCs w:val="24"/>
     </w:rPr>
   </w:style>
 </w:styles>
